--- a/交互产品开发/Output/实验材料/交互产品开发_实验报告封面_实验3.docx
+++ b/交互产品开发/Output/实验材料/交互产品开发_实验报告封面_实验3.docx
@@ -393,7 +393,7 @@
           <w:sz w:val="32"/>
           <w:szCs w:val="32"/>
         </w:rPr>
-        <w:t xml:space="preserve">2026.04.29</w:t>
+        <w:t xml:space="preserve">2026.06.25</w:t>
       </w:r>
     </w:p>
     <w:p>

--- a/交互产品开发/Output/实验材料/交互产品开发_实验报告封面_实验3.docx
+++ b/交互产品开发/Output/实验材料/交互产品开发_实验报告封面_实验3.docx
@@ -212,7 +212,7 @@
           <w:sz w:val="32"/>
           <w:szCs w:val="32"/>
         </w:rPr>
-        <w:t xml:space="preserve">AI 原型与创意动效生成 (AI Prototyping)</w:t>
+        <w:t xml:space="preserve">状态机映射与视觉体系 (States &amp; System)</w:t>
       </w:r>
     </w:p>
     <w:p>
@@ -393,7 +393,7 @@
           <w:sz w:val="32"/>
           <w:szCs w:val="32"/>
         </w:rPr>
-        <w:t xml:space="preserve">2026.06.25</w:t>
+        <w:t xml:space="preserve">2026.05.28</w:t>
       </w:r>
     </w:p>
     <w:p>
@@ -965,7 +965,7 @@
                 <w:sz w:val="24"/>
                 <w:szCs w:val="24"/>
               </w:rPr>
-              <w:t xml:space="preserve">（一）将 Token 体系与状态流转图转化为结构化 System Prompt，驱动 AI 工具生成高保真前端壳层。</w:t>
+              <w:t xml:space="preserve">（一）能将粗略线框图转化为具有严苛响应式组件框架的骨架，建立盒模型容器工程化意识。</w:t>
             </w:r>
           </w:p>
           <w:p>
@@ -985,7 +985,7 @@
                 <w:sz w:val="24"/>
                 <w:szCs w:val="24"/>
               </w:rPr>
-              <w:t xml:space="preserve">（二）掌握通过 AI 代码助手植入跟随、粒子等创意动效的协作流，完成微交互融合。</w:t>
+              <w:t xml:space="preserve">（二）掌握基于 HSL 系统与光影深度规则的 Design Token 体系构建方法，实现视觉一致性。</w:t>
             </w:r>
           </w:p>
           <w:p>
@@ -1005,7 +1005,7 @@
                 <w:sz w:val="24"/>
                 <w:szCs w:val="24"/>
               </w:rPr>
-              <w:t xml:space="preserve">（三）具备基本的代码辅助阅读自检能力，能判断 AI 生成代码的断点并采用混合保真兜底方案。</w:t>
+              <w:t xml:space="preserve">（三）能穷举极端状态与错误边界，为各类边缘情境设计优雅的防错与宽容度反馈。</w:t>
             </w:r>
           </w:p>
           <w:p>
@@ -1088,7 +1088,7 @@
                 <w:sz w:val="24"/>
                 <w:szCs w:val="24"/>
               </w:rPr>
-              <w:t xml:space="preserve">2. 软件：Windows 10+；v0 / CodeGeeX（AI 生成）、VS Code、Figma（兜底用）</w:t>
+              <w:t xml:space="preserve">2. 软件：Windows 10+；Figma（AutoLayout 组件系统 + Variables）</w:t>
             </w:r>
           </w:p>
           <w:bookmarkEnd w:id="25"/>
@@ -1161,7 +1161,7 @@
                 <w:sz w:val="24"/>
                 <w:szCs w:val="24"/>
               </w:rPr>
-              <w:t xml:space="preserve">1. 提炼视觉系统 Prompt，驱动 AI 生成工具输出前端页面静态壳层。</w:t>
+              <w:t xml:space="preserve">1. 将粗略线框图转化为具有严苛响应式组件框架（卡片/列表/导航三级嵌套）的骨架。</w:t>
             </w:r>
           </w:p>
           <w:p>
@@ -1180,7 +1180,7 @@
                 <w:sz w:val="24"/>
                 <w:szCs w:val="24"/>
               </w:rPr>
-              <w:t xml:space="preserve">2. 引入并使用代码助手实现跟随、粒子等基础创意动效。</w:t>
+              <w:t xml:space="preserve">2. 基于 HSL 系统、光影深度规则等为骨架填入视觉系统标签（Design Tokens）。</w:t>
             </w:r>
           </w:p>
           <w:p>
@@ -1199,7 +1199,7 @@
                 <w:sz w:val="24"/>
                 <w:szCs w:val="24"/>
               </w:rPr>
-              <w:t xml:space="preserve">3. 回归设计工具或代码中，排障修复串联断裂的核心交互状态。</w:t>
+              <w:t xml:space="preserve">3. 梳理极端状态与错误边界，补全兜底反馈（空状态/加载/报错/首次使用）。</w:t>
             </w:r>
           </w:p>
           <w:p>

--- a/交互产品开发/Output/实验材料/交互产品开发_实验报告封面_实验3.docx
+++ b/交互产品开发/Output/实验材料/交互产品开发_实验报告封面_实验3.docx
@@ -212,7 +212,7 @@
           <w:sz w:val="32"/>
           <w:szCs w:val="32"/>
         </w:rPr>
-        <w:t xml:space="preserve">状态机映射与视觉体系 (States &amp; System)</w:t>
+        <w:t xml:space="preserve">AI Agents 驱动的个人作品集网站实现</w:t>
       </w:r>
     </w:p>
     <w:p>
@@ -410,6 +410,25 @@
     </w:p>
     <w:p>
       <w:pPr>
+        <w:widowControl/>
+        <w:jc w:val="left"/>
+        <w:rPr>
+          <w:color w:val="000000"/>
+          <w:sz w:val="30"/>
+          <w:szCs w:val="30"/>
+        </w:rPr>
+      </w:pPr>
+      <w:r>
+        <w:rPr>
+          <w:color w:val="000000"/>
+          <w:sz w:val="30"/>
+          <w:szCs w:val="30"/>
+        </w:rPr>
+        <w:br w:type="page"/>
+      </w:r>
+    </w:p>
+    <w:p>
+      <w:pPr>
         <w:spacing w:line="360" w:lineRule="auto"/>
         <w:rPr>
           <w:color w:val="000000"/>
@@ -445,7 +464,6 @@
           <w:sz w:val="44"/>
           <w:szCs w:val="44"/>
         </w:rPr>
-        <w:lastRenderedPageBreak/>
         <w:t>实验报告说明</w:t>
       </w:r>
     </w:p>
@@ -835,7 +853,6 @@
             <w:pPr>
               <w:jc w:val="center"/>
               <w:rPr>
-                <w:rFonts w:hint="eastAsia"/>
                 <w:sz w:val="24"/>
                 <w:szCs w:val="24"/>
               </w:rPr>
@@ -965,7 +982,7 @@
                 <w:sz w:val="24"/>
                 <w:szCs w:val="24"/>
               </w:rPr>
-              <w:t xml:space="preserve">（一）能将粗略线框图转化为具有严苛响应式组件框架的骨架，建立盒模型容器工程化意识。</w:t>
+              <w:t xml:space="preserve">（一）掌握文件夹与项目结构管理。</w:t>
             </w:r>
           </w:p>
           <w:p>
@@ -985,7 +1002,7 @@
                 <w:sz w:val="24"/>
                 <w:szCs w:val="24"/>
               </w:rPr>
-              <w:t xml:space="preserve">（二）掌握基于 HSL 系统与光影深度规则的 Design Token 体系构建方法，实现视觉一致性。</w:t>
+              <w:t xml:space="preserve">（二）掌握 Markdown 文档编写规范与应用。</w:t>
             </w:r>
           </w:p>
           <w:p>
@@ -1005,7 +1022,7 @@
                 <w:sz w:val="24"/>
                 <w:szCs w:val="24"/>
               </w:rPr>
-              <w:t xml:space="preserve">（三）能穷举极端状态与错误边界，为各类边缘情境设计优雅的防错与宽容度反馈。</w:t>
+              <w:t xml:space="preserve">（三）掌握与 AI Agent 进行角色化、结构化的对话技巧。</w:t>
             </w:r>
           </w:p>
           <w:p>
@@ -1013,7 +1030,26 @@
               <w:spacing w:line="288" w:lineRule="auto"/>
               <w:ind w:firstLineChars="200" w:firstLine="480"/>
               <w:rPr>
-                <w:rFonts w:hint="eastAsia"/>
+                <w:rFonts w:ascii="SimSun" w:hAnsi="SimSun" w:cs="SimSun"/>
+                <w:sz w:val="24"/>
+                <w:szCs w:val="24"/>
+              </w:rPr>
+            </w:pPr>
+            <w:r>
+              <w:rPr>
+                <w:rStyle w:val="CommentReference"/>
+                <w:rFonts w:ascii="SimSun" w:hAnsi="SimSun" w:cs="SimSun" w:hint="eastAsia"/>
+                <w:sz w:val="24"/>
+                <w:szCs w:val="24"/>
+              </w:rPr>
+              <w:t xml:space="preserve">（四）理解软件开发从需求探索到架构规划再到代码落地的完整工作流。</w:t>
+            </w:r>
+          </w:p>
+          <w:p>
+            <w:pPr>
+              <w:spacing w:line="288" w:lineRule="auto"/>
+              <w:ind w:firstLineChars="200" w:firstLine="480"/>
+              <w:rPr>
                 <w:sz w:val="24"/>
                 <w:szCs w:val="24"/>
               </w:rPr>
@@ -1068,7 +1104,7 @@
                 <w:sz w:val="24"/>
                 <w:szCs w:val="24"/>
               </w:rPr>
-              <w:t xml:space="preserve">1. 硬件：个人计算机（学校机房或自备）</w:t>
+              <w:t xml:space="preserve">1. 硬件：个人计算机（学校机房或自备笔记本）</w:t>
             </w:r>
           </w:p>
           <w:p>
@@ -1088,7 +1124,27 @@
                 <w:sz w:val="24"/>
                 <w:szCs w:val="24"/>
               </w:rPr>
-              <w:t xml:space="preserve">2. 软件：Windows 10+；Figma（AutoLayout 组件系统 + Variables）</w:t>
+              <w:t xml:space="preserve">2. 必需工具：VS Code 及 AI 账号（讨论型 DeepSeek/ChatGPT、执行型 CodeGeeX/Cursor）</w:t>
+            </w:r>
+          </w:p>
+          <w:p>
+            <w:pPr>
+              <w:spacing w:line="288" w:lineRule="auto"/>
+              <w:ind w:firstLineChars="200" w:firstLine="480"/>
+              <w:rPr>
+                <w:rFonts w:ascii="SimSun" w:hAnsi="SimSun" w:cs="SimSun"/>
+                <w:sz w:val="24"/>
+                <w:szCs w:val="24"/>
+              </w:rPr>
+            </w:pPr>
+            <w:r>
+              <w:rPr>
+                <w:rStyle w:val="CommentReference"/>
+                <w:rFonts w:ascii="SimSun" w:hAnsi="SimSun" w:cs="SimSun" w:hint="eastAsia"/>
+                <w:sz w:val="24"/>
+                <w:szCs w:val="24"/>
+              </w:rPr>
+              <w:t xml:space="preserve">3. 准备素材：项目初始模板压缩包（含 agents/ 文件夹）、5-12张个人作品图片</w:t>
             </w:r>
           </w:p>
           <w:bookmarkEnd w:id="25"/>
@@ -1161,7 +1217,7 @@
                 <w:sz w:val="24"/>
                 <w:szCs w:val="24"/>
               </w:rPr>
-              <w:t xml:space="preserve">1. 将粗略线框图转化为具有严苛响应式组件框架（卡片/列表/导航三级嵌套）的骨架。</w:t>
+              <w:t xml:space="preserve">1. 与虚拟分析师、PM、UX专家、架构师依次进行结构化对话，递进生成业务与设计文档。</w:t>
             </w:r>
           </w:p>
           <w:p>
@@ -1180,7 +1236,7 @@
                 <w:sz w:val="24"/>
                 <w:szCs w:val="24"/>
               </w:rPr>
-              <w:t xml:space="preserve">2. 基于 HSL 系统、光影深度规则等为骨架填入视觉系统标签（Design Tokens）。</w:t>
+              <w:t xml:space="preserve">2. 用自然语言描述素材间关系，构建结构化说明（README.md）。</w:t>
             </w:r>
           </w:p>
           <w:p>
@@ -1199,7 +1255,26 @@
                 <w:sz w:val="24"/>
                 <w:szCs w:val="24"/>
               </w:rPr>
-              <w:t xml:space="preserve">3. 梳理极端状态与错误边界，补全兜底反馈（空状态/加载/报错/首次使用）。</w:t>
+              <w:t xml:space="preserve">3. 挂载所有文档作为上下文，通过极简指令驱动执行型 Agent 生成代码。</w:t>
+            </w:r>
+          </w:p>
+          <w:p>
+            <w:pPr>
+              <w:spacing w:line="288" w:lineRule="auto"/>
+              <w:ind w:firstLineChars="200" w:firstLine="480"/>
+              <w:rPr>
+                <w:rFonts w:ascii="SimSun" w:hAnsi="SimSun" w:cs="SimSun"/>
+                <w:sz w:val="24"/>
+                <w:szCs w:val="24"/>
+              </w:rPr>
+            </w:pPr>
+            <w:r>
+              <w:rPr>
+                <w:rFonts w:ascii="SimSun" w:hAnsi="SimSun" w:cs="SimSun" w:hint="eastAsia"/>
+                <w:sz w:val="24"/>
+                <w:szCs w:val="24"/>
+              </w:rPr>
+              <w:t xml:space="preserve">4. 在本地浏览器中测试页面渲染与导航功能。</w:t>
             </w:r>
           </w:p>
           <w:p>
@@ -1388,6 +1463,8 @@
           </w:tcPr>
           <w:p>
             <w:pPr>
+              <w:spacing w:line="400" w:lineRule="exact"/>
+              <w:ind w:rightChars="193" w:right="405"/>
               <w:rPr>
                 <w:b/>
                 <w:bCs/>
@@ -1409,6 +1486,8 @@
           </w:p>
           <w:p>
             <w:pPr>
+              <w:spacing w:line="400" w:lineRule="exact"/>
+              <w:ind w:rightChars="193" w:right="405"/>
               <w:rPr>
                 <w:rFonts w:ascii="SimSun" w:hAnsi="SimSun" w:cs="SimSun"/>
                 <w:b/>
@@ -1420,6 +1499,8 @@
           </w:p>
           <w:p>
             <w:pPr>
+              <w:spacing w:line="400" w:lineRule="exact"/>
+              <w:ind w:rightChars="193" w:right="405"/>
               <w:rPr>
                 <w:rFonts w:ascii="SimSun" w:hAnsi="SimSun" w:cs="SimSun"/>
                 <w:b/>
@@ -1441,52 +1522,27 @@
           </w:p>
           <w:p>
             <w:pPr>
+              <w:spacing w:line="400" w:lineRule="exact"/>
+              <w:ind w:rightChars="193" w:right="405"/>
               <w:rPr>
                 <w:rFonts w:ascii="SimSun" w:hAnsi="SimSun" w:cs="SimSun"/>
                 <w:sz w:val="24"/>
                 <w:szCs w:val="24"/>
               </w:rPr>
             </w:pPr>
-          </w:p>
-          <w:p>
-            <w:pPr>
-              <w:rPr>
-                <w:rFonts w:ascii="SimSun" w:hAnsi="SimSun" w:cs="SimSun"/>
-                <w:sz w:val="24"/>
-                <w:szCs w:val="24"/>
-              </w:rPr>
-            </w:pPr>
-          </w:p>
-          <w:p>
-            <w:pPr>
-              <w:rPr>
-                <w:rFonts w:ascii="SimSun" w:hAnsi="SimSun" w:cs="SimSun"/>
-                <w:sz w:val="24"/>
-                <w:szCs w:val="24"/>
-              </w:rPr>
-            </w:pPr>
-          </w:p>
-          <w:p>
-            <w:pPr>
-              <w:rPr>
-                <w:rFonts w:ascii="SimSun" w:hAnsi="SimSun" w:cs="SimSun"/>
-                <w:sz w:val="24"/>
-                <w:szCs w:val="24"/>
-              </w:rPr>
-            </w:pPr>
-          </w:p>
-          <w:p>
-            <w:pPr>
-              <w:rPr>
-                <w:rFonts w:ascii="SimSun" w:hAnsi="SimSun" w:cs="SimSun"/>
-                <w:sz w:val="24"/>
-                <w:szCs w:val="24"/>
-              </w:rPr>
-            </w:pPr>
-          </w:p>
-          <w:p>
-            <w:pPr>
-              <w:ind w:firstLineChars="2100" w:firstLine="5060"/>
+            <w:r>
+              <w:rPr>
+                <w:rFonts w:ascii="SimSun" w:hAnsi="SimSun" w:cs="SimSun" w:hint="eastAsia"/>
+                <w:sz w:val="24"/>
+                <w:szCs w:val="24"/>
+              </w:rPr>
+              <w:t>{{comment}}</w:t>
+            </w:r>
+          </w:p>
+          <w:p>
+            <w:pPr>
+              <w:spacing w:line="400" w:lineRule="exact"/>
+              <w:ind w:rightChars="193" w:right="405" w:firstLineChars="2100" w:firstLine="5060"/>
               <w:rPr>
                 <w:rFonts w:ascii="SimSun" w:hAnsi="SimSun" w:cs="SimSun"/>
                 <w:sz w:val="24"/>
@@ -1503,9 +1559,19 @@
               </w:rPr>
               <w:t>评分：</w:t>
             </w:r>
-          </w:p>
-          <w:p>
-            <w:pPr>
+            <w:r>
+              <w:rPr>
+                <w:rFonts w:ascii="SimSun" w:hAnsi="SimSun" w:cs="SimSun" w:hint="eastAsia"/>
+                <w:sz w:val="24"/>
+                <w:szCs w:val="24"/>
+              </w:rPr>
+              <w:t>{{score}}</w:t>
+            </w:r>
+          </w:p>
+          <w:p>
+            <w:pPr>
+              <w:spacing w:line="400" w:lineRule="exact"/>
+              <w:ind w:rightChars="193" w:right="405"/>
               <w:rPr>
                 <w:rFonts w:ascii="SimSun" w:hAnsi="SimSun" w:cs="SimSun"/>
                 <w:sz w:val="24"/>
@@ -1516,10 +1582,12 @@
           <w:p>
             <w:pPr>
               <w:wordWrap w:val="0"/>
-              <w:ind w:firstLineChars="1700" w:firstLine="4096"/>
-              <w:rPr>
-                <w:sz w:val="32"/>
-                <w:szCs w:val="32"/>
+              <w:spacing w:line="400" w:lineRule="exact"/>
+              <w:ind w:rightChars="193" w:right="405" w:firstLineChars="1700" w:firstLine="4096"/>
+              <w:rPr>
+                <w:rFonts w:ascii="SimSun" w:hAnsi="SimSun" w:cs="SimSun"/>
+                <w:sz w:val="24"/>
+                <w:szCs w:val="24"/>
               </w:rPr>
             </w:pPr>
             <w:r>
@@ -1532,6 +1600,23 @@
               </w:rPr>
               <w:t>指导教师签字：</w:t>
             </w:r>
+            <w:r>
+              <w:rPr>
+                <w:rFonts w:ascii="SimSun" w:hAnsi="SimSun" w:cs="SimSun" w:hint="eastAsia"/>
+                <w:sz w:val="24"/>
+                <w:szCs w:val="24"/>
+              </w:rPr>
+              <w:t>{{sign}}</w:t>
+            </w:r>
+          </w:p>
+          <w:p>
+            <w:pPr>
+              <w:wordWrap w:val="0"/>
+              <w:rPr>
+                <w:sz w:val="32"/>
+                <w:szCs w:val="32"/>
+              </w:rPr>
+            </w:pPr>
           </w:p>
         </w:tc>
       </w:tr>

--- a/交互产品开发/Output/实验材料/交互产品开发_实验报告封面_实验3.docx
+++ b/交互产品开发/Output/实验材料/交互产品开发_实验报告封面_实验3.docx
@@ -393,7 +393,7 @@
           <w:sz w:val="32"/>
           <w:szCs w:val="32"/>
         </w:rPr>
-        <w:t xml:space="preserve">2026.05.28</w:t>
+        <w:t>XXXX</w:t>
       </w:r>
     </w:p>
     <w:p>
@@ -801,7 +801,7 @@
                 <w:sz w:val="24"/>
                 <w:szCs w:val="24"/>
               </w:rPr>
-              <w:t xml:space="preserve">温泉校区 2实107</w:t>
+              <w:t xml:space="preserve">温泉校区 2实107;3实312</w:t>
             </w:r>
             <w:bookmarkEnd w:id="13"/>
           </w:p>
@@ -1124,7 +1124,7 @@
                 <w:sz w:val="24"/>
                 <w:szCs w:val="24"/>
               </w:rPr>
-              <w:t xml:space="preserve">2. 必需工具：VS Code 及 AI 账号（讨论型 DeepSeek/ChatGPT、执行型 CodeGeeX/Cursor）</w:t>
+              <w:t xml:space="preserve">2. 必需工具：VS Code 及 AI 账号（讨论型推荐 DeepSeek/ChatGPT/Gemini、执行型推荐装有 GLM5.1 模型的 CodeGeeX 插件，或 Cursor/Windsurf 等 AI IDE）</w:t>
             </w:r>
           </w:p>
           <w:p>
@@ -1144,7 +1144,7 @@
                 <w:sz w:val="24"/>
                 <w:szCs w:val="24"/>
               </w:rPr>
-              <w:t xml:space="preserve">3. 准备素材：项目初始模板压缩包（含 agents/ 文件夹）、5-12张个人作品图片</w:t>
+              <w:t xml:space="preserve">3. 准备素材：项目初始模板压缩包（含 agents/ 指令文件夹与示例图文素材），跟随教师演示理解开发流程</w:t>
             </w:r>
           </w:p>
           <w:bookmarkEnd w:id="25"/>
